--- a/docs/report.docx
+++ b/docs/report.docx
@@ -2255,7 +2255,7 @@
           <w:rFonts w:eastAsia="Times New Roman" w:cs="Times New Roman"/>
         </w:rPr>
         <w:tab/>
-        <w:t>Significant predictors of discomfort from multivariable logistic regression.</w:t>
+        <w:t>Significant predictors of discomfort from per-predictor (univariable) logistic regression.</w:t>
       </w:r>
       <w:r>
         <w:rPr>
@@ -5976,7 +5976,7 @@
         <w:rPr>
           <w:rFonts w:eastAsia="Times New Roman" w:cs="Times New Roman"/>
         </w:rPr>
-        <w:t xml:space="preserve">Two independent statistical analyses were run in 05_stats on the model-ready CSV. First, six chi-square tests of independence checked whether each Stage-1 risk-factor band was associated with a binary discomfort outcome; the tests reported chi2, degrees of freedom, and a raw p-value. Second, a multivariable logistic regression fitted with </w:t>
+        <w:t xml:space="preserve">Two independent statistical analyses were run in 05_stats on the model-ready CSV. First, six chi-square tests of independence checked whether each Stage-1 risk-factor band was associated with a binary discomfort outcome; the tests reported chi2, degrees of freedom, and a raw p-value. Second, a per-predictor (univariable) logistic regression fitted with </w:t>
       </w:r>
       <w:proofErr w:type="spellStart"/>
       <w:r>
@@ -7985,8 +7985,7 @@
         <w:rPr>
           <w:rFonts w:eastAsia="Times New Roman" w:cs="Times New Roman"/>
         </w:rPr>
-        <w:lastRenderedPageBreak/>
-        <w:t>The multivariable logistic regression identifies seven significant individual predictors of discomfort while controlling for the others. Age is the strongest: each step up in the age band multiplies the odds of discomfort by 3.58 (95 percent CI 1.70 to 7.56, p = 0.0008).</w:t>
+        <w:t>The per-predictor (univariable) logistic regressions identify seven predictors as individually significant. Age is the strongest: each step up in the age band multiplies the odds of discomfort by 3.58 (95 percent CI 1.70 to 7.56, p = 0.0008).</w:t>
       </w:r>
     </w:p>
     <w:tbl>
@@ -8628,7 +8627,7 @@
           <w:color w:val="000000"/>
           <w:sz w:val="18"/>
         </w:rPr>
-        <w:t>Table 4.3: Significant predictors of discomfort from multivariable logistic regression.</w:t>
+        <w:t>Table 4.3: Significant predictors of discomfort from per-predictor (univariable) logistic regression.</w:t>
       </w:r>
     </w:p>
     <w:p>
@@ -14166,7 +14165,7 @@
         <w:rPr>
           <w:rFonts w:eastAsia="Times New Roman" w:cs="Times New Roman"/>
         </w:rPr>
-        <w:t xml:space="preserve"> between 71 and 76 percent; the Posture model, which receives the RULA and QEC observation inputs directly, reaches 97 percent accuracy and 98 percent AUC. Chi-square identifies Posture, Repetition, and Force as the risk factors significantly associated with self-reported discomfort, and multivariable logistic regression flags age (OR 3.58 per band), job duration (OR 2.89), workload score, and fatigue score as the strongest individual predictors.</w:t>
+        <w:t xml:space="preserve"> between 71 and 76 percent; the Posture model, which receives the RULA and QEC observation inputs directly, reaches 97 percent accuracy and 98 percent AUC. Chi-square identifies Posture, Repetition, and Force as the risk factors significantly associated with self-reported discomfort, and per-predictor (univariable) logistic regression flags age (OR 3.58 per band), job duration (OR 2.89), workload score, and fatigue score as the strongest individual predictors.</w:t>
       </w:r>
     </w:p>
     <w:p>
